--- a/10. Hospital Patient Records/Reports/Project Report_ Healthcare Operational Dashboard....docx
+++ b/10. Hospital Patient Records/Reports/Project Report_ Healthcare Operational Dashboard....docx
@@ -93,21 +93,12 @@
         </w:rPr>
         <w:t xml:space="preserve"> </w:t>
       </w:r>
-      <w:proofErr w:type="spellStart"/>
-      <w:r>
-        <w:rPr>
-          <w:rFonts w:ascii="Google Sans Text" w:eastAsia="Google Sans Text" w:hAnsi="Google Sans Text" w:cs="Google Sans Text"/>
-          <w:color w:val="1F1F1F"/>
-        </w:rPr>
-        <w:t>Mmind</w:t>
-      </w:r>
-      <w:proofErr w:type="spellEnd"/>
-      <w:r>
-        <w:rPr>
-          <w:rFonts w:ascii="Google Sans Text" w:eastAsia="Google Sans Text" w:hAnsi="Google Sans Text" w:cs="Google Sans Text"/>
-          <w:color w:val="1F1F1F"/>
-        </w:rPr>
-        <w:t xml:space="preserve"> Technology</w:t>
+      <w:r>
+        <w:rPr>
+          <w:rFonts w:ascii="Google Sans Text" w:eastAsia="Google Sans Text" w:hAnsi="Google Sans Text" w:cs="Google Sans Text"/>
+          <w:color w:val="1F1F1F"/>
+        </w:rPr>
+        <w:t>Cipla Tech</w:t>
       </w:r>
     </w:p>
     <w:p>
@@ -708,7 +699,6 @@
         </w:pBdr>
         <w:spacing w:after="120" w:line="275" w:lineRule="auto"/>
       </w:pPr>
-      <w:proofErr w:type="spellStart"/>
       <w:r>
         <w:rPr>
           <w:rFonts w:ascii="Google Sans Text" w:eastAsia="Google Sans Text" w:hAnsi="Google Sans Text" w:cs="Google Sans Text"/>
@@ -716,40 +706,14 @@
           <w:bCs/>
           <w:color w:val="1F1F1F"/>
         </w:rPr>
-        <w:t>Modeling</w:t>
-      </w:r>
-      <w:proofErr w:type="spellEnd"/>
-      <w:r>
-        <w:rPr>
-          <w:rFonts w:ascii="Google Sans Text" w:eastAsia="Google Sans Text" w:hAnsi="Google Sans Text" w:cs="Google Sans Text"/>
-          <w:b/>
-          <w:bCs/>
-          <w:color w:val="1F1F1F"/>
-        </w:rPr>
-        <w:t>:</w:t>
-      </w:r>
-      <w:r>
-        <w:rPr>
-          <w:rFonts w:ascii="Google Sans Text" w:eastAsia="Google Sans Text" w:hAnsi="Google Sans Text" w:cs="Google Sans Text"/>
-          <w:color w:val="1F1F1F"/>
-        </w:rPr>
-        <w:t xml:space="preserve"> We linked the tables using Primary Keys (like </w:t>
-      </w:r>
-      <w:proofErr w:type="spellStart"/>
-      <w:r>
-        <w:rPr>
-          <w:rFonts w:ascii="Google Sans Text" w:eastAsia="Google Sans Text" w:hAnsi="Google Sans Text" w:cs="Google Sans Text"/>
-          <w:color w:val="1F1F1F"/>
-        </w:rPr>
-        <w:t>PatientID</w:t>
-      </w:r>
-      <w:proofErr w:type="spellEnd"/>
-      <w:r>
-        <w:rPr>
-          <w:rFonts w:ascii="Google Sans Text" w:eastAsia="Google Sans Text" w:hAnsi="Google Sans Text" w:cs="Google Sans Text"/>
-          <w:color w:val="1F1F1F"/>
-        </w:rPr>
-        <w:t>) to create a relationship between Patients, Visits, and Procedures.</w:t>
+        <w:t>Modeling:</w:t>
+      </w:r>
+      <w:r>
+        <w:rPr>
+          <w:rFonts w:ascii="Google Sans Text" w:eastAsia="Google Sans Text" w:hAnsi="Google Sans Text" w:cs="Google Sans Text"/>
+          <w:color w:val="1F1F1F"/>
+        </w:rPr>
+        <w:t xml:space="preserve"> We linked the tables using Primary Keys (like PatientID) to create a relationship between Patients, Visits, and Procedures.</w:t>
       </w:r>
     </w:p>
     <w:p>
@@ -1821,7 +1785,6 @@
         </w:rPr>
         <w:t xml:space="preserve"> and </w:t>
       </w:r>
-      <w:proofErr w:type="spellStart"/>
       <w:r>
         <w:rPr>
           <w:rFonts w:ascii="Google Sans Text" w:eastAsia="Google Sans Text" w:hAnsi="Google Sans Text" w:cs="Google Sans Text"/>
@@ -1831,7 +1794,6 @@
         </w:rPr>
         <w:t>Hyperlipidemia</w:t>
       </w:r>
-      <w:proofErr w:type="spellEnd"/>
       <w:r>
         <w:rPr>
           <w:rFonts w:ascii="Google Sans Text" w:eastAsia="Google Sans Text" w:hAnsi="Google Sans Text" w:cs="Google Sans Text"/>
@@ -1981,23 +1943,7 @@
           <w:rFonts w:ascii="Google Sans Text" w:eastAsia="Google Sans Text" w:hAnsi="Google Sans Text" w:cs="Google Sans Text"/>
           <w:color w:val="1F1F1F"/>
         </w:rPr>
-        <w:t xml:space="preserve"> to help eligible patients </w:t>
-      </w:r>
-      <w:proofErr w:type="spellStart"/>
-      <w:r>
-        <w:rPr>
-          <w:rFonts w:ascii="Google Sans Text" w:eastAsia="Google Sans Text" w:hAnsi="Google Sans Text" w:cs="Google Sans Text"/>
-          <w:color w:val="1F1F1F"/>
-        </w:rPr>
-        <w:t>enroll</w:t>
-      </w:r>
-      <w:proofErr w:type="spellEnd"/>
-      <w:r>
-        <w:rPr>
-          <w:rFonts w:ascii="Google Sans Text" w:eastAsia="Google Sans Text" w:hAnsi="Google Sans Text" w:cs="Google Sans Text"/>
-          <w:color w:val="1F1F1F"/>
-        </w:rPr>
-        <w:t xml:space="preserve"> in Medicaid or Medicare.</w:t>
+        <w:t xml:space="preserve"> to help eligible patients enroll in Medicaid or Medicare.</w:t>
       </w:r>
     </w:p>
     <w:p>
